--- a/protected-resources/ambassador/week-11/Future-Ready-Week-11-Portfolio-Artifact.docx
+++ b/protected-resources/ambassador/week-11/Future-Ready-Week-11-Portfolio-Artifact.docx
@@ -8,19 +8,11 @@
       </w:pPr>
       <w:r>
         <w:rPr>
+          <w:rFonts w:ascii="Aptos Display" w:hAnsi="Aptos Display"/>
           <w:b/>
-          <w:sz w:val="30"/>
+          <w:sz w:val="48"/>
         </w:rPr>
-        <w:t>BUILD6™ — Ambassador Christian School</w:t>
-      </w:r>
-    </w:p>
-    <w:p>
-      <w:pPr>
-        <w:pStyle w:val="Heading1"/>
-        <w:jc w:val="center"/>
-      </w:pPr>
-      <w:r>
-        <w:t>Week 11: Champion Tire Tour + Michelle Boudin Prep</w:t>
+        <w:t>BUILD6™</w:t>
       </w:r>
     </w:p>
     <w:p>
@@ -30,23 +22,47 @@
       <w:r>
         <w:rPr>
           <w:b/>
+          <w:sz w:val="34"/>
         </w:rPr>
-        <w:t>Portfolio Artifact</w:t>
+        <w:t>WEEK 11 · How a Business Actually Works</w:t>
+      </w:r>
+    </w:p>
+    <w:p>
+      <w:pPr>
+        <w:jc w:val="center"/>
+      </w:pPr>
+      <w:r>
+        <w:rPr>
+          <w:i/>
+          <w:sz w:val="22"/>
+        </w:rPr>
+        <w:t>Champion Tire &amp; Wheel - Operations. Customers. Quality. Careers.</w:t>
+      </w:r>
+    </w:p>
+    <w:p>
+      <w:pPr>
+        <w:jc w:val="center"/>
+      </w:pPr>
+      <w:r>
+        <w:rPr>
+          <w:b/>
+          <w:sz w:val="18"/>
+        </w:rPr>
+        <w:t>PORTFOLIO ARTIFACT</w:t>
+      </w:r>
+    </w:p>
+    <w:p/>
+    <w:p>
+      <w:pPr>
+        <w:pStyle w:val="Heading1"/>
+      </w:pPr>
+      <w:r>
+        <w:t>Artifact to Preserve</w:t>
       </w:r>
     </w:p>
     <w:p>
       <w:r>
-        <w:t>Date: October 29, 2026</w:t>
-      </w:r>
-    </w:p>
-    <w:p>
-      <w:r>
-        <w:t>BUILD6 Stage: EXPERIENCE™</w:t>
-      </w:r>
-    </w:p>
-    <w:p>
-      <w:r>
-        <w:t>Experience Alignment: Champion Tire &amp; Wheel tour, 1:00-2:00 PM. Closed-toe shoes required. Students bridge tour observations into Michelle Boudin prep.</w:t>
+        <w:t>Business Workflow Map + Champion Operations Detective + Career/Skill Map</w:t>
       </w:r>
     </w:p>
     <w:p>
@@ -54,41 +70,55 @@
         <w:pStyle w:val="Heading2"/>
       </w:pPr>
       <w:r>
-        <w:t>Portfolio Artifact</w:t>
+        <w:t>What Happened?</w:t>
       </w:r>
     </w:p>
     <w:p>
+      <w:pPr>
+        <w:spacing w:after="60"/>
+      </w:pPr>
       <w:r>
-        <w:t>Artifact Title: ______________________________________________</w:t>
+        <w:t>________________________________________________________________________________</w:t>
       </w:r>
     </w:p>
     <w:p>
+      <w:pPr>
+        <w:spacing w:after="60"/>
+      </w:pPr>
       <w:r>
-        <w:t>Evidence Type: reflection / photo / question / speaker takeaway / tour observation / project work / other</w:t>
+        <w:t>________________________________________________________________________________</w:t>
       </w:r>
     </w:p>
     <w:p>
+      <w:pPr>
+        <w:spacing w:after="60"/>
+      </w:pPr>
       <w:r>
-        <w:t>What this shows about me:</w:t>
+        <w:t>________________________________________________________________________________</w:t>
       </w:r>
     </w:p>
     <w:p>
+      <w:pPr>
+        <w:spacing w:after="60"/>
+      </w:pPr>
       <w:r>
-        <w:br/>
-        <w:br/>
-        <w:br/>
+        <w:t>________________________________________________________________________________</w:t>
       </w:r>
     </w:p>
     <w:p>
+      <w:pPr>
+        <w:spacing w:after="60"/>
+      </w:pPr>
       <w:r>
-        <w:t>How this connects to my Capstone:</w:t>
+        <w:t>________________________________________________________________________________</w:t>
       </w:r>
     </w:p>
     <w:p>
+      <w:pPr>
+        <w:spacing w:after="60"/>
+      </w:pPr>
       <w:r>
-        <w:br/>
-        <w:br/>
-        <w:br/>
+        <w:t>________________________________________________________________________________</w:t>
       </w:r>
     </w:p>
     <w:p>
@@ -96,1936 +126,411 @@
         <w:pStyle w:val="Heading2"/>
       </w:pPr>
       <w:r>
-        <w:t>Locked Weekly Curriculum</w:t>
+        <w:t>What Did I Do?</w:t>
+      </w:r>
+    </w:p>
+    <w:p>
+      <w:pPr>
+        <w:spacing w:after="60"/>
+      </w:pPr>
+      <w:r>
+        <w:t>________________________________________________________________________________</w:t>
+      </w:r>
+    </w:p>
+    <w:p>
+      <w:pPr>
+        <w:spacing w:after="60"/>
+      </w:pPr>
+      <w:r>
+        <w:t>________________________________________________________________________________</w:t>
+      </w:r>
+    </w:p>
+    <w:p>
+      <w:pPr>
+        <w:spacing w:after="60"/>
+      </w:pPr>
+      <w:r>
+        <w:t>________________________________________________________________________________</w:t>
+      </w:r>
+    </w:p>
+    <w:p>
+      <w:pPr>
+        <w:spacing w:after="60"/>
+      </w:pPr>
+      <w:r>
+        <w:t>________________________________________________________________________________</w:t>
+      </w:r>
+    </w:p>
+    <w:p>
+      <w:pPr>
+        <w:spacing w:after="60"/>
+      </w:pPr>
+      <w:r>
+        <w:t>________________________________________________________________________________</w:t>
+      </w:r>
+    </w:p>
+    <w:p>
+      <w:pPr>
+        <w:spacing w:after="60"/>
+      </w:pPr>
+      <w:r>
+        <w:t>________________________________________________________________________________</w:t>
+      </w:r>
+    </w:p>
+    <w:p>
+      <w:pPr>
+        <w:pStyle w:val="Heading2"/>
+      </w:pPr>
+      <w:r>
+        <w:t>What Changed After Feedback / Verification / Experience?</w:t>
+      </w:r>
+    </w:p>
+    <w:p>
+      <w:pPr>
+        <w:spacing w:after="60"/>
+      </w:pPr>
+      <w:r>
+        <w:t>________________________________________________________________________________</w:t>
+      </w:r>
+    </w:p>
+    <w:p>
+      <w:pPr>
+        <w:spacing w:after="60"/>
+      </w:pPr>
+      <w:r>
+        <w:t>________________________________________________________________________________</w:t>
+      </w:r>
+    </w:p>
+    <w:p>
+      <w:pPr>
+        <w:spacing w:after="60"/>
+      </w:pPr>
+      <w:r>
+        <w:t>________________________________________________________________________________</w:t>
+      </w:r>
+    </w:p>
+    <w:p>
+      <w:pPr>
+        <w:spacing w:after="60"/>
+      </w:pPr>
+      <w:r>
+        <w:t>________________________________________________________________________________</w:t>
+      </w:r>
+    </w:p>
+    <w:p>
+      <w:pPr>
+        <w:spacing w:after="60"/>
+      </w:pPr>
+      <w:r>
+        <w:t>________________________________________________________________________________</w:t>
+      </w:r>
+    </w:p>
+    <w:p>
+      <w:pPr>
+        <w:spacing w:after="60"/>
+      </w:pPr>
+      <w:r>
+        <w:t>________________________________________________________________________________</w:t>
+      </w:r>
+    </w:p>
+    <w:p>
+      <w:pPr>
+        <w:pStyle w:val="Heading2"/>
+      </w:pPr>
+      <w:r>
+        <w:t>What Skill Does This Prove?</w:t>
+      </w:r>
+    </w:p>
+    <w:p>
+      <w:pPr>
+        <w:pStyle w:val="ListBullet"/>
+      </w:pPr>
+      <w:r>
+        <w:t>Systems thinking</w:t>
+      </w:r>
+    </w:p>
+    <w:p>
+      <w:pPr>
+        <w:pStyle w:val="ListBullet"/>
+      </w:pPr>
+      <w:r>
+        <w:t>Operations</w:t>
+      </w:r>
+    </w:p>
+    <w:p>
+      <w:pPr>
+        <w:pStyle w:val="ListBullet"/>
+      </w:pPr>
+      <w:r>
+        <w:t>Workflow</w:t>
+      </w:r>
+    </w:p>
+    <w:p>
+      <w:pPr>
+        <w:pStyle w:val="ListBullet"/>
+      </w:pPr>
+      <w:r>
+        <w:t>Quality control</w:t>
+      </w:r>
+    </w:p>
+    <w:p>
+      <w:pPr>
+        <w:pStyle w:val="ListBullet"/>
+      </w:pPr>
+      <w:r>
+        <w:t>Customer experience</w:t>
+      </w:r>
+    </w:p>
+    <w:p>
+      <w:pPr>
+        <w:pStyle w:val="ListBullet"/>
+      </w:pPr>
+      <w:r>
+        <w:t>Safety</w:t>
+      </w:r>
+    </w:p>
+    <w:p>
+      <w:pPr>
+        <w:pStyle w:val="ListBullet"/>
+      </w:pPr>
+      <w:r>
+        <w:t>Supply chain awareness</w:t>
+      </w:r>
+    </w:p>
+    <w:p>
+      <w:pPr>
+        <w:pStyle w:val="ListBullet"/>
+      </w:pPr>
+      <w:r>
+        <w:t>Business economics</w:t>
+      </w:r>
+    </w:p>
+    <w:p>
+      <w:pPr>
+        <w:pStyle w:val="ListBullet"/>
+      </w:pPr>
+      <w:r>
+        <w:t>Career exploration</w:t>
+      </w:r>
+    </w:p>
+    <w:p>
+      <w:pPr>
+        <w:spacing w:after="60"/>
+      </w:pPr>
+      <w:r>
+        <w:t>________________________________________________________________________________</w:t>
+      </w:r>
+    </w:p>
+    <w:p>
+      <w:pPr>
+        <w:spacing w:after="60"/>
+      </w:pPr>
+      <w:r>
+        <w:t>________________________________________________________________________________</w:t>
+      </w:r>
+    </w:p>
+    <w:p>
+      <w:pPr>
+        <w:spacing w:after="60"/>
+      </w:pPr>
+      <w:r>
+        <w:t>________________________________________________________________________________</w:t>
+      </w:r>
+    </w:p>
+    <w:p>
+      <w:pPr>
+        <w:pStyle w:val="Heading2"/>
+      </w:pPr>
+      <w:r>
+        <w:t>Why Does This Matter for My Future?</w:t>
+      </w:r>
+    </w:p>
+    <w:p>
+      <w:pPr>
+        <w:spacing w:after="60"/>
+      </w:pPr>
+      <w:r>
+        <w:t>________________________________________________________________________________</w:t>
+      </w:r>
+    </w:p>
+    <w:p>
+      <w:pPr>
+        <w:spacing w:after="60"/>
+      </w:pPr>
+      <w:r>
+        <w:t>________________________________________________________________________________</w:t>
+      </w:r>
+    </w:p>
+    <w:p>
+      <w:pPr>
+        <w:spacing w:after="60"/>
+      </w:pPr>
+      <w:r>
+        <w:t>________________________________________________________________________________</w:t>
+      </w:r>
+    </w:p>
+    <w:p>
+      <w:pPr>
+        <w:spacing w:after="60"/>
+      </w:pPr>
+      <w:r>
+        <w:t>________________________________________________________________________________</w:t>
+      </w:r>
+    </w:p>
+    <w:p>
+      <w:pPr>
+        <w:spacing w:after="60"/>
+      </w:pPr>
+      <w:r>
+        <w:t>________________________________________________________________________________</w:t>
+      </w:r>
+    </w:p>
+    <w:p>
+      <w:pPr>
+        <w:spacing w:after="60"/>
+      </w:pPr>
+      <w:r>
+        <w:t>________________________________________________________________________________</w:t>
+      </w:r>
+    </w:p>
+    <w:p>
+      <w:pPr>
+        <w:pStyle w:val="Heading1"/>
+      </w:pPr>
+      <w:r>
+        <w:t>Capstone Connection</w:t>
       </w:r>
     </w:p>
     <w:p>
       <w:r>
-        <w:t>© 2026 BUILD6™. All Rights Reserved.</w:t>
+        <w:t>Preserve one operations insight that changed how you understand work: what you observed, which roles were connected, and what could happen if one handoff failed.</w:t>
+      </w:r>
+    </w:p>
+    <w:p>
+      <w:pPr>
+        <w:spacing w:after="60"/>
+      </w:pPr>
+      <w:r>
+        <w:t>________________________________________________________________________________</w:t>
+      </w:r>
+    </w:p>
+    <w:p>
+      <w:pPr>
+        <w:spacing w:after="60"/>
+      </w:pPr>
+      <w:r>
+        <w:t>________________________________________________________________________________</w:t>
+      </w:r>
+    </w:p>
+    <w:p>
+      <w:pPr>
+        <w:spacing w:after="60"/>
+      </w:pPr>
+      <w:r>
+        <w:t>________________________________________________________________________________</w:t>
+      </w:r>
+    </w:p>
+    <w:p>
+      <w:pPr>
+        <w:spacing w:after="60"/>
+      </w:pPr>
+      <w:r>
+        <w:t>________________________________________________________________________________</w:t>
+      </w:r>
+    </w:p>
+    <w:p>
+      <w:pPr>
+        <w:spacing w:after="60"/>
+      </w:pPr>
+      <w:r>
+        <w:t>________________________________________________________________________________</w:t>
+      </w:r>
+    </w:p>
+    <w:p>
+      <w:pPr>
+        <w:spacing w:after="60"/>
+      </w:pPr>
+      <w:r>
+        <w:t>________________________________________________________________________________</w:t>
+      </w:r>
+    </w:p>
+    <w:p>
+      <w:pPr>
+        <w:pStyle w:val="Heading1"/>
+      </w:pPr>
+      <w:r>
+        <w:t>Friday Reflection</w:t>
       </w:r>
     </w:p>
     <w:p>
       <w:r>
-        <w:t>Proprietary Future Ready™ / BUILD6™ program material.</w:t>
+        <w:t>What did Champion Tire &amp; Wheel show me about how one person's work affects customers, quality, safety, time, money, and the rest of the team?</w:t>
       </w:r>
     </w:p>
     <w:p>
+      <w:pPr>
+        <w:spacing w:after="60"/>
+      </w:pPr>
       <w:r>
-        <w:t>Future Ready™ · Week 11</w:t>
+        <w:t>________________________________________________________________________________</w:t>
       </w:r>
     </w:p>
     <w:p>
+      <w:pPr>
+        <w:spacing w:after="60"/>
+      </w:pPr>
       <w:r>
-        <w:t>MICHELLE BOUDIN PREP — FIND YOUR VOICE UNDER PRESSURE</w:t>
+        <w:t>________________________________________________________________________________</w:t>
       </w:r>
     </w:p>
     <w:p>
+      <w:pPr>
+        <w:spacing w:after="60"/>
+      </w:pPr>
       <w:r>
-        <w:t>Pitch · Panel · Listening · Rebuttal · Professional Disagreement</w:t>
+        <w:t>________________________________________________________________________________</w:t>
       </w:r>
     </w:p>
     <w:p>
+      <w:pPr>
+        <w:spacing w:after="60"/>
+      </w:pPr>
       <w:r>
-        <w:t>ESSENTIAL QUESTION</w:t>
+        <w:t>________________________________________________________________________________</w:t>
       </w:r>
     </w:p>
     <w:p>
+      <w:pPr>
+        <w:spacing w:after="60"/>
+      </w:pPr>
       <w:r>
-        <w:t>**How do I communicate what I believe clearly, listen to another perspective and respond professionally under pressure?**</w:t>
+        <w:t>________________________________________________________________________________</w:t>
       </w:r>
     </w:p>
     <w:p>
+      <w:pPr>
+        <w:spacing w:after="60"/>
+      </w:pPr>
       <w:r>
-        <w:t>---</w:t>
+        <w:t>________________________________________________________________________________</w:t>
       </w:r>
     </w:p>
     <w:p>
+      <w:pPr>
+        <w:spacing w:after="60"/>
+      </w:pPr>
       <w:r>
-        <w:t>THIS WEEK</w:t>
-      </w:r>
-    </w:p>
-    <w:p>
-      <w:r>
-        <w:t>Last week, you practiced answering interview questions under pressure.</w:t>
-      </w:r>
-    </w:p>
-    <w:p>
-      <w:r>
-        <w:t>You learned that strong communication is not about memorizing perfect words.</w:t>
-      </w:r>
-    </w:p>
-    <w:p>
-      <w:r>
-        <w:t>This week, the challenge changes.</w:t>
-      </w:r>
-    </w:p>
-    <w:p>
-      <w:r>
-        <w:t>You will prepare for your experience with Michelle Boudin by practicing how to:</w:t>
-      </w:r>
-    </w:p>
-    <w:p>
-      <w:r>
-        <w:t>- make a clear point</w:t>
-        <w:br/>
-        <w:t>- support it with evidence</w:t>
-        <w:br/>
-        <w:t>- speak concisely</w:t>
-        <w:br/>
-        <w:t>- listen before responding</w:t>
-        <w:br/>
-        <w:t>- disagree without becoming defensive</w:t>
-        <w:br/>
-        <w:t>- answer follow-up questions</w:t>
-        <w:br/>
-        <w:t>- respond to another person's argument</w:t>
-        <w:br/>
-        <w:t>- recover when challenged</w:t>
-        <w:br/>
-        <w:t>- communicate confidently in front of a panel or camera</w:t>
-      </w:r>
-    </w:p>
-    <w:p>
-      <w:r>
-        <w:t>Next week, you will put these skills into practice on camera.</w:t>
-      </w:r>
-    </w:p>
-    <w:p>
-      <w:r>
-        <w:t>---</w:t>
-      </w:r>
-    </w:p>
-    <w:p>
-      <w:r>
-        <w:t>PART 1 · WHAT HAPPENS WHEN I FEEL PRESSURE?</w:t>
-      </w:r>
-    </w:p>
-    <w:p>
-      <w:r>
-        <w:t>When I know people are watching me, I tend to:</w:t>
-      </w:r>
-    </w:p>
-    <w:p>
-      <w:r>
-        <w:t>[ ] Speak faster</w:t>
-      </w:r>
-    </w:p>
-    <w:p>
-      <w:r>
-        <w:t>[ ] Speak quieter</w:t>
-      </w:r>
-    </w:p>
-    <w:p>
-      <w:r>
-        <w:t>[ ] Ramble</w:t>
-      </w:r>
-    </w:p>
-    <w:p>
-      <w:r>
-        <w:t>[ ] Forget what I wanted to say</w:t>
-      </w:r>
-    </w:p>
-    <w:p>
-      <w:r>
-        <w:t>[ ] Avoid eye contact</w:t>
-      </w:r>
-    </w:p>
-    <w:p>
-      <w:r>
-        <w:t>[ ] Over-explain</w:t>
-      </w:r>
-    </w:p>
-    <w:p>
-      <w:r>
-        <w:t>[ ] Become defensive</w:t>
-      </w:r>
-    </w:p>
-    <w:p>
-      <w:r>
-        <w:t>[ ] Freeze</w:t>
-      </w:r>
-    </w:p>
-    <w:p>
-      <w:r>
-        <w:t>[ ] Use filler words</w:t>
-      </w:r>
-    </w:p>
-    <w:p>
-      <w:r>
-        <w:t>[ ] Other: __________________________________________</w:t>
-      </w:r>
-    </w:p>
-    <w:p>
-      <w:r>
-        <w:t>What do I notice physically?</w:t>
-      </w:r>
-    </w:p>
-    <w:p>
-      <w:r>
-        <w:t>____________________________________________________</w:t>
-      </w:r>
-    </w:p>
-    <w:p>
-      <w:r>
-        <w:t>____________________________________________________</w:t>
-      </w:r>
-    </w:p>
-    <w:p>
-      <w:r>
-        <w:t>What happens to my thinking?</w:t>
-      </w:r>
-    </w:p>
-    <w:p>
-      <w:r>
-        <w:t>____________________________________________________</w:t>
-      </w:r>
-    </w:p>
-    <w:p>
-      <w:r>
-        <w:t>____________________________________________________</w:t>
-      </w:r>
-    </w:p>
-    <w:p>
-      <w:r>
-        <w:t>What helps me regain control?</w:t>
-      </w:r>
-    </w:p>
-    <w:p>
-      <w:r>
-        <w:t>____________________________________________________</w:t>
-      </w:r>
-    </w:p>
-    <w:p>
-      <w:r>
-        <w:t>____________________________________________________</w:t>
-      </w:r>
-    </w:p>
-    <w:p>
-      <w:r>
-        <w:t>---</w:t>
-      </w:r>
-    </w:p>
-    <w:p>
-      <w:r>
-        <w:t>PART 2 · THE 60-SECOND RESPONSE</w:t>
-      </w:r>
-    </w:p>
-    <w:p>
-      <w:r>
-        <w:t>Your challenge:</w:t>
-      </w:r>
-    </w:p>
-    <w:p>
-      <w:r>
-        <w:t>Communicate one idea clearly in approximately 60 seconds.</w:t>
-      </w:r>
-    </w:p>
-    <w:p>
-      <w:r>
-        <w:t>Use:</w:t>
-      </w:r>
-    </w:p>
-    <w:p>
-      <w:r>
-        <w:t>**POINT → EVIDENCE → WHY IT MATTERS → CLOSE**</w:t>
-      </w:r>
-    </w:p>
-    <w:p>
-      <w:r>
-        <w:t>TOPIC</w:t>
-      </w:r>
-    </w:p>
-    <w:p>
-      <w:r>
-        <w:t>____________________________________________________</w:t>
-      </w:r>
-    </w:p>
-    <w:p>
-      <w:r>
-        <w:t>MY MAIN POINT</w:t>
-      </w:r>
-    </w:p>
-    <w:p>
-      <w:r>
-        <w:t>____________________________________________________</w:t>
-      </w:r>
-    </w:p>
-    <w:p>
-      <w:r>
-        <w:t>____________________________________________________</w:t>
-      </w:r>
-    </w:p>
-    <w:p>
-      <w:r>
-        <w:t>EVIDENCE OR EXAMPLE</w:t>
-      </w:r>
-    </w:p>
-    <w:p>
-      <w:r>
-        <w:t>____________________________________________________</w:t>
-      </w:r>
-    </w:p>
-    <w:p>
-      <w:r>
-        <w:t>____________________________________________________</w:t>
-      </w:r>
-    </w:p>
-    <w:p>
-      <w:r>
-        <w:t>WHY IT MATTERS</w:t>
-      </w:r>
-    </w:p>
-    <w:p>
-      <w:r>
-        <w:t>____________________________________________________</w:t>
-      </w:r>
-    </w:p>
-    <w:p>
-      <w:r>
-        <w:t>____________________________________________________</w:t>
-      </w:r>
-    </w:p>
-    <w:p>
-      <w:r>
-        <w:t>CLOSING SENTENCE</w:t>
-      </w:r>
-    </w:p>
-    <w:p>
-      <w:r>
-        <w:t>____________________________________________________</w:t>
-      </w:r>
-    </w:p>
-    <w:p>
-      <w:r>
-        <w:t>____________________________________________________</w:t>
-      </w:r>
-    </w:p>
-    <w:p>
-      <w:r>
-        <w:t>---</w:t>
-      </w:r>
-    </w:p>
-    <w:p>
-      <w:r>
-        <w:t>PART 3 · SAY IT OUT LOUD</w:t>
-      </w:r>
-    </w:p>
-    <w:p>
-      <w:r>
-        <w:t>FIRST ATTEMPT</w:t>
-      </w:r>
-    </w:p>
-    <w:p>
-      <w:r>
-        <w:t>Did I make my point clearly?</w:t>
-      </w:r>
-    </w:p>
-    <w:p>
-      <w:r>
-        <w:t>[ ] Yes</w:t>
-      </w:r>
-    </w:p>
-    <w:p>
-      <w:r>
-        <w:t>[ ] Mostly</w:t>
-      </w:r>
-    </w:p>
-    <w:p>
-      <w:r>
-        <w:t>[ ] Not yet</w:t>
-      </w:r>
-    </w:p>
-    <w:p>
-      <w:r>
-        <w:t>Did I use evidence?</w:t>
-      </w:r>
-    </w:p>
-    <w:p>
-      <w:r>
-        <w:t>[ ] Yes</w:t>
-      </w:r>
-    </w:p>
-    <w:p>
-      <w:r>
-        <w:t>[ ] Somewhat</w:t>
-      </w:r>
-    </w:p>
-    <w:p>
-      <w:r>
-        <w:t>[ ] No</w:t>
-      </w:r>
-    </w:p>
-    <w:p>
-      <w:r>
-        <w:t>Did I explain why it mattered?</w:t>
-      </w:r>
-    </w:p>
-    <w:p>
-      <w:r>
-        <w:t>[ ] Yes</w:t>
-      </w:r>
-    </w:p>
-    <w:p>
-      <w:r>
-        <w:t>[ ] Somewhat</w:t>
-      </w:r>
-    </w:p>
-    <w:p>
-      <w:r>
-        <w:t>[ ] No</w:t>
-      </w:r>
-    </w:p>
-    <w:p>
-      <w:r>
-        <w:t>Did I finish clearly?</w:t>
-      </w:r>
-    </w:p>
-    <w:p>
-      <w:r>
-        <w:t>[ ] Yes</w:t>
-      </w:r>
-    </w:p>
-    <w:p>
-      <w:r>
-        <w:t>[ ] Somewhat</w:t>
-      </w:r>
-    </w:p>
-    <w:p>
-      <w:r>
-        <w:t>[ ] No</w:t>
-      </w:r>
-    </w:p>
-    <w:p>
-      <w:r>
-        <w:t>What happened to my pace?</w:t>
-      </w:r>
-    </w:p>
-    <w:p>
-      <w:r>
-        <w:t>____________________________________________________</w:t>
-      </w:r>
-    </w:p>
-    <w:p>
-      <w:r>
-        <w:t>What happened to my voice?</w:t>
-      </w:r>
-    </w:p>
-    <w:p>
-      <w:r>
-        <w:t>____________________________________________________</w:t>
-      </w:r>
-    </w:p>
-    <w:p>
-      <w:r>
-        <w:t>What did I do with my eyes/body language?</w:t>
-      </w:r>
-    </w:p>
-    <w:p>
-      <w:r>
-        <w:t>____________________________________________________</w:t>
-      </w:r>
-    </w:p>
-    <w:p>
-      <w:r>
-        <w:t>---</w:t>
-      </w:r>
-    </w:p>
-    <w:p>
-      <w:r>
-        <w:t>PART 4 · CUT THE RAMBLING</w:t>
-      </w:r>
-    </w:p>
-    <w:p>
-      <w:r>
-        <w:t>Write the message you want the audience to remember in ONE sentence.</w:t>
-      </w:r>
-    </w:p>
-    <w:p>
-      <w:r>
-        <w:t>____________________________________________________</w:t>
-      </w:r>
-    </w:p>
-    <w:p>
-      <w:r>
-        <w:t>____________________________________________________</w:t>
-      </w:r>
-    </w:p>
-    <w:p>
-      <w:r>
-        <w:t>Now identify anything in your first response that does not help communicate that message.</w:t>
-      </w:r>
-    </w:p>
-    <w:p>
-      <w:r>
-        <w:t>What can I remove?</w:t>
-      </w:r>
-    </w:p>
-    <w:p>
-      <w:r>
-        <w:t>____________________________________________________</w:t>
-      </w:r>
-    </w:p>
-    <w:p>
-      <w:r>
-        <w:t>____________________________________________________</w:t>
-      </w:r>
-    </w:p>
-    <w:p>
-      <w:r>
-        <w:t>What needs to become more specific?</w:t>
-      </w:r>
-    </w:p>
-    <w:p>
-      <w:r>
-        <w:t>____________________________________________________</w:t>
-      </w:r>
-    </w:p>
-    <w:p>
-      <w:r>
-        <w:t>____________________________________________________</w:t>
-      </w:r>
-    </w:p>
-    <w:p>
-      <w:r>
-        <w:t>---</w:t>
-      </w:r>
-    </w:p>
-    <w:p>
-      <w:r>
-        <w:t>PART 5 · SECOND ATTEMPT</w:t>
-      </w:r>
-    </w:p>
-    <w:p>
-      <w:r>
-        <w:t>Deliver the response again.</w:t>
-      </w:r>
-    </w:p>
-    <w:p>
-      <w:r>
-        <w:t>What did I intentionally change?</w:t>
-      </w:r>
-    </w:p>
-    <w:p>
-      <w:r>
-        <w:t>____________________________________________________</w:t>
-      </w:r>
-    </w:p>
-    <w:p>
-      <w:r>
-        <w:t>What became clearer?</w:t>
-      </w:r>
-    </w:p>
-    <w:p>
-      <w:r>
-        <w:t>____________________________________________________</w:t>
-      </w:r>
-    </w:p>
-    <w:p>
-      <w:r>
-        <w:t>What still needs work?</w:t>
-      </w:r>
-    </w:p>
-    <w:p>
-      <w:r>
-        <w:t>____________________________________________________</w:t>
-      </w:r>
-    </w:p>
-    <w:p>
-      <w:r>
-        <w:t>Which attempt was stronger?</w:t>
-      </w:r>
-    </w:p>
-    <w:p>
-      <w:r>
-        <w:t>[ ] First</w:t>
-      </w:r>
-    </w:p>
-    <w:p>
-      <w:r>
-        <w:t>[ ] Second</w:t>
-      </w:r>
-    </w:p>
-    <w:p>
-      <w:r>
-        <w:t>Why?</w:t>
-      </w:r>
-    </w:p>
-    <w:p>
-      <w:r>
-        <w:t>____________________________________________________</w:t>
-      </w:r>
-    </w:p>
-    <w:p>
-      <w:r>
-        <w:t>____________________________________________________</w:t>
-      </w:r>
-    </w:p>
-    <w:p>
-      <w:r>
-        <w:t>---</w:t>
-      </w:r>
-    </w:p>
-    <w:p>
-      <w:r>
-        <w:t>PART 6 · LISTEN BEFORE YOU RESPOND</w:t>
-      </w:r>
-    </w:p>
-    <w:p>
-      <w:r>
-        <w:t>Strong communicators do not simply wait for their turn to speak.</w:t>
-      </w:r>
-    </w:p>
-    <w:p>
-      <w:r>
-        <w:t>Listen to another person's position.</w:t>
-      </w:r>
-    </w:p>
-    <w:p>
-      <w:r>
-        <w:t>What did the person ACTUALLY say?</w:t>
-      </w:r>
-    </w:p>
-    <w:p>
-      <w:r>
-        <w:t>____________________________________________________</w:t>
-      </w:r>
-    </w:p>
-    <w:p>
-      <w:r>
-        <w:t>____________________________________________________</w:t>
-      </w:r>
-    </w:p>
-    <w:p>
-      <w:r>
-        <w:t>What was their main point?</w:t>
-      </w:r>
-    </w:p>
-    <w:p>
-      <w:r>
-        <w:t>____________________________________________________</w:t>
-      </w:r>
-    </w:p>
-    <w:p>
-      <w:r>
-        <w:t>What evidence did they use?</w:t>
-      </w:r>
-    </w:p>
-    <w:p>
-      <w:r>
-        <w:t>____________________________________________________</w:t>
-      </w:r>
-    </w:p>
-    <w:p>
-      <w:r>
-        <w:t>What part do I agree with?</w:t>
-      </w:r>
-    </w:p>
-    <w:p>
-      <w:r>
-        <w:t>____________________________________________________</w:t>
-      </w:r>
-    </w:p>
-    <w:p>
-      <w:r>
-        <w:t>What part do I see differently?</w:t>
-      </w:r>
-    </w:p>
-    <w:p>
-      <w:r>
-        <w:t>____________________________________________________</w:t>
-      </w:r>
-    </w:p>
-    <w:p>
-      <w:r>
-        <w:t>What question would help me understand their position better?</w:t>
-      </w:r>
-    </w:p>
-    <w:p>
-      <w:r>
-        <w:t>____________________________________________________</w:t>
-      </w:r>
-    </w:p>
-    <w:p>
-      <w:r>
-        <w:t>---</w:t>
-      </w:r>
-    </w:p>
-    <w:p>
-      <w:r>
-        <w:t>PART 7 · PROFESSIONAL DISAGREEMENT</w:t>
-      </w:r>
-    </w:p>
-    <w:p>
-      <w:r>
-        <w:t>Disagreement does not require disrespect.</w:t>
-      </w:r>
-    </w:p>
-    <w:p>
-      <w:r>
-        <w:t>Instead of:</w:t>
-      </w:r>
-    </w:p>
-    <w:p>
-      <w:r>
-        <w:t>**"You're wrong."**</w:t>
-      </w:r>
-    </w:p>
-    <w:p>
-      <w:r>
-        <w:t>Try:</w:t>
-      </w:r>
-    </w:p>
-    <w:p>
-      <w:r>
-        <w:t>**"I understand your point about ________. I see it differently because ________."**</w:t>
-      </w:r>
-    </w:p>
-    <w:p>
-      <w:r>
-        <w:t>WRITE YOUR RESPONSE</w:t>
-      </w:r>
-    </w:p>
-    <w:p>
-      <w:r>
-        <w:t>I understand your point about:</w:t>
-      </w:r>
-    </w:p>
-    <w:p>
-      <w:r>
-        <w:t>____________________________________________________</w:t>
-      </w:r>
-    </w:p>
-    <w:p>
-      <w:r>
-        <w:t>I see it differently because:</w:t>
-      </w:r>
-    </w:p>
-    <w:p>
-      <w:r>
-        <w:t>____________________________________________________</w:t>
-      </w:r>
-    </w:p>
-    <w:p>
-      <w:r>
-        <w:t>____________________________________________________</w:t>
-      </w:r>
-    </w:p>
-    <w:p>
-      <w:r>
-        <w:t>The evidence or experience that supports my view is:</w:t>
-      </w:r>
-    </w:p>
-    <w:p>
-      <w:r>
-        <w:t>____________________________________________________</w:t>
-      </w:r>
-    </w:p>
-    <w:p>
-      <w:r>
-        <w:t>____________________________________________________</w:t>
-      </w:r>
-    </w:p>
-    <w:p>
-      <w:r>
-        <w:t>Does my response attack the person or address the idea?</w:t>
-      </w:r>
-    </w:p>
-    <w:p>
-      <w:r>
-        <w:t>[ ] Person</w:t>
-      </w:r>
-    </w:p>
-    <w:p>
-      <w:r>
-        <w:t>[ ] Idea</w:t>
-      </w:r>
-    </w:p>
-    <w:p>
-      <w:r>
-        <w:t>If it attacks the person, rewrite it.</w:t>
-      </w:r>
-    </w:p>
-    <w:p>
-      <w:r>
-        <w:t>____________________________________________________</w:t>
-      </w:r>
-    </w:p>
-    <w:p>
-      <w:r>
-        <w:t>____________________________________________________</w:t>
-      </w:r>
-    </w:p>
-    <w:p>
-      <w:r>
-        <w:t>---</w:t>
-      </w:r>
-    </w:p>
-    <w:p>
-      <w:r>
-        <w:t>PART 8 · REBUTTAL</w:t>
-      </w:r>
-    </w:p>
-    <w:p>
-      <w:r>
-        <w:t>A rebuttal responds directly to another argument.</w:t>
-      </w:r>
-    </w:p>
-    <w:p>
-      <w:r>
-        <w:t>It is not repeating your original point louder.</w:t>
-      </w:r>
-    </w:p>
-    <w:p>
-      <w:r>
-        <w:t>THEIR POINT</w:t>
-      </w:r>
-    </w:p>
-    <w:p>
-      <w:r>
-        <w:t>____________________________________________________</w:t>
-      </w:r>
-    </w:p>
-    <w:p>
-      <w:r>
-        <w:t>____________________________________________________</w:t>
-      </w:r>
-    </w:p>
-    <w:p>
-      <w:r>
-        <w:t>WHAT PART OF THEIR POINT NEEDS A RESPONSE?</w:t>
-      </w:r>
-    </w:p>
-    <w:p>
-      <w:r>
-        <w:t>____________________________________________________</w:t>
-      </w:r>
-    </w:p>
-    <w:p>
-      <w:r>
-        <w:t>____________________________________________________</w:t>
-      </w:r>
-    </w:p>
-    <w:p>
-      <w:r>
-        <w:t>MY RESPONSE</w:t>
-      </w:r>
-    </w:p>
-    <w:p>
-      <w:r>
-        <w:t>____________________________________________________</w:t>
-      </w:r>
-    </w:p>
-    <w:p>
-      <w:r>
-        <w:t>____________________________________________________</w:t>
-      </w:r>
-    </w:p>
-    <w:p>
-      <w:r>
-        <w:t>MY EVIDENCE</w:t>
-      </w:r>
-    </w:p>
-    <w:p>
-      <w:r>
-        <w:t>____________________________________________________</w:t>
-      </w:r>
-    </w:p>
-    <w:p>
-      <w:r>
-        <w:t>____________________________________________________</w:t>
-      </w:r>
-    </w:p>
-    <w:p>
-      <w:r>
-        <w:t>WHY MY EVIDENCE MATTERS</w:t>
-      </w:r>
-    </w:p>
-    <w:p>
-      <w:r>
-        <w:t>____________________________________________________</w:t>
-      </w:r>
-    </w:p>
-    <w:p>
-      <w:r>
-        <w:t>____________________________________________________</w:t>
-      </w:r>
-    </w:p>
-    <w:p>
-      <w:r>
-        <w:t>STRONG CLOSING</w:t>
-      </w:r>
-    </w:p>
-    <w:p>
-      <w:r>
-        <w:t>____________________________________________________</w:t>
-      </w:r>
-    </w:p>
-    <w:p>
-      <w:r>
-        <w:t>____________________________________________________</w:t>
-      </w:r>
-    </w:p>
-    <w:p>
-      <w:r>
-        <w:t>---</w:t>
-      </w:r>
-    </w:p>
-    <w:p>
-      <w:r>
-        <w:t>PART 9 · THE CURVEBALL</w:t>
-      </w:r>
-    </w:p>
-    <w:p>
-      <w:r>
-        <w:t>Your facilitator will introduce new information.</w:t>
-      </w:r>
-    </w:p>
-    <w:p>
-      <w:r>
-        <w:t>NEW INFORMATION</w:t>
-      </w:r>
-    </w:p>
-    <w:p>
-      <w:r>
-        <w:t>____________________________________________________</w:t>
-      </w:r>
-    </w:p>
-    <w:p>
-      <w:r>
-        <w:t>____________________________________________________</w:t>
-      </w:r>
-    </w:p>
-    <w:p>
-      <w:r>
-        <w:t>Does this information weaken my original position?</w:t>
-      </w:r>
-    </w:p>
-    <w:p>
-      <w:r>
-        <w:t>[ ] Yes</w:t>
-      </w:r>
-    </w:p>
-    <w:p>
-      <w:r>
-        <w:t>[ ] Partially</w:t>
-      </w:r>
-    </w:p>
-    <w:p>
-      <w:r>
-        <w:t>[ ] No</w:t>
-      </w:r>
-    </w:p>
-    <w:p>
-      <w:r>
-        <w:t>Should I change my response?</w:t>
-      </w:r>
-    </w:p>
-    <w:p>
-      <w:r>
-        <w:t>[ ] Yes</w:t>
-      </w:r>
-    </w:p>
-    <w:p>
-      <w:r>
-        <w:t>[ ] Adjust it</w:t>
-      </w:r>
-    </w:p>
-    <w:p>
-      <w:r>
-        <w:t>[ ] No</w:t>
-      </w:r>
-    </w:p>
-    <w:p>
-      <w:r>
-        <w:t>Why?</w:t>
-      </w:r>
-    </w:p>
-    <w:p>
-      <w:r>
-        <w:t>____________________________________________________</w:t>
-      </w:r>
-    </w:p>
-    <w:p>
-      <w:r>
-        <w:t>____________________________________________________</w:t>
-      </w:r>
-    </w:p>
-    <w:p>
-      <w:r>
-        <w:t>MY REVISED POSITION</w:t>
-      </w:r>
-    </w:p>
-    <w:p>
-      <w:r>
-        <w:t>____________________________________________________</w:t>
-      </w:r>
-    </w:p>
-    <w:p>
-      <w:r>
-        <w:t>____________________________________________________</w:t>
-      </w:r>
-    </w:p>
-    <w:p>
-      <w:r>
-        <w:t>Changing your thinking because you received better information is not weakness.</w:t>
-      </w:r>
-    </w:p>
-    <w:p>
-      <w:r>
-        <w:t>It is judgment.</w:t>
-      </w:r>
-    </w:p>
-    <w:p>
-      <w:r>
-        <w:t>---</w:t>
-      </w:r>
-    </w:p>
-    <w:p>
-      <w:r>
-        <w:t>PART 10 · PANEL PRACTICE</w:t>
-      </w:r>
-    </w:p>
-    <w:p>
-      <w:r>
-        <w:t>You are now speaking to more than one person.</w:t>
-      </w:r>
-    </w:p>
-    <w:p>
-      <w:r>
-        <w:t>PANEL QUESTION 1</w:t>
-      </w:r>
-    </w:p>
-    <w:p>
-      <w:r>
-        <w:t>Question:</w:t>
-      </w:r>
-    </w:p>
-    <w:p>
-      <w:r>
-        <w:t>____________________________________________________</w:t>
-      </w:r>
-    </w:p>
-    <w:p>
-      <w:r>
-        <w:t>My response:</w:t>
-      </w:r>
-    </w:p>
-    <w:p>
-      <w:r>
-        <w:t>____________________________________________________</w:t>
-      </w:r>
-    </w:p>
-    <w:p>
-      <w:r>
-        <w:t>____________________________________________________</w:t>
-      </w:r>
-    </w:p>
-    <w:p>
-      <w:r>
-        <w:t>Feedback:</w:t>
-      </w:r>
-    </w:p>
-    <w:p>
-      <w:r>
-        <w:t>____________________________________________________</w:t>
-      </w:r>
-    </w:p>
-    <w:p>
-      <w:r>
-        <w:t>SECOND ATTEMPT</w:t>
-      </w:r>
-    </w:p>
-    <w:p>
-      <w:r>
-        <w:t>____________________________________________________</w:t>
-      </w:r>
-    </w:p>
-    <w:p>
-      <w:r>
-        <w:t>____________________________________________________</w:t>
-      </w:r>
-    </w:p>
-    <w:p>
-      <w:r>
-        <w:t>---</w:t>
-      </w:r>
-    </w:p>
-    <w:p>
-      <w:r>
-        <w:t>PANEL QUESTION 2</w:t>
-      </w:r>
-    </w:p>
-    <w:p>
-      <w:r>
-        <w:t>Question:</w:t>
-      </w:r>
-    </w:p>
-    <w:p>
-      <w:r>
-        <w:t>____________________________________________________</w:t>
-      </w:r>
-    </w:p>
-    <w:p>
-      <w:r>
-        <w:t>My response:</w:t>
-      </w:r>
-    </w:p>
-    <w:p>
-      <w:r>
-        <w:t>____________________________________________________</w:t>
-      </w:r>
-    </w:p>
-    <w:p>
-      <w:r>
-        <w:t>____________________________________________________</w:t>
-      </w:r>
-    </w:p>
-    <w:p>
-      <w:r>
-        <w:t>Follow-up question:</w:t>
-      </w:r>
-    </w:p>
-    <w:p>
-      <w:r>
-        <w:t>____________________________________________________</w:t>
-      </w:r>
-    </w:p>
-    <w:p>
-      <w:r>
-        <w:t>My response:</w:t>
-      </w:r>
-    </w:p>
-    <w:p>
-      <w:r>
-        <w:t>____________________________________________________</w:t>
-      </w:r>
-    </w:p>
-    <w:p>
-      <w:r>
-        <w:t>____________________________________________________</w:t>
-      </w:r>
-    </w:p>
-    <w:p>
-      <w:r>
-        <w:t>---</w:t>
-      </w:r>
-    </w:p>
-    <w:p>
-      <w:r>
-        <w:t>PART 11 · BUILD ON SOMEONE ELSE'S ANSWER</w:t>
-      </w:r>
-    </w:p>
-    <w:p>
-      <w:r>
-        <w:t>A panel is not a collection of individual speeches.</w:t>
-      </w:r>
-    </w:p>
-    <w:p>
-      <w:r>
-        <w:t>Listen to another person's response.</w:t>
-      </w:r>
-    </w:p>
-    <w:p>
-      <w:r>
-        <w:t>Their strongest point:</w:t>
-      </w:r>
-    </w:p>
-    <w:p>
-      <w:r>
-        <w:t>____________________________________________________</w:t>
-      </w:r>
-    </w:p>
-    <w:p>
-      <w:r>
-        <w:t>Something I could add:</w:t>
-      </w:r>
-    </w:p>
-    <w:p>
-      <w:r>
-        <w:t>____________________________________________________</w:t>
-      </w:r>
-    </w:p>
-    <w:p>
-      <w:r>
-        <w:t>My bridge:</w:t>
-      </w:r>
-    </w:p>
-    <w:p>
-      <w:r>
-        <w:t>**"I agree with ________ about ________. I would add..."**</w:t>
-      </w:r>
-    </w:p>
-    <w:p>
-      <w:r>
-        <w:t>____________________________________________________</w:t>
-      </w:r>
-    </w:p>
-    <w:p>
-      <w:r>
-        <w:t>____________________________________________________</w:t>
-      </w:r>
-    </w:p>
-    <w:p>
-      <w:r>
-        <w:t>---</w:t>
-      </w:r>
-    </w:p>
-    <w:p>
-      <w:r>
-        <w:t>PART 12 · WHEN I DO NOT KNOW THE ANSWER</w:t>
-      </w:r>
-    </w:p>
-    <w:p>
-      <w:r>
-        <w:t>You do not need to pretend.</w:t>
-      </w:r>
-    </w:p>
-    <w:p>
-      <w:r>
-        <w:t>A professional response could be:</w:t>
-      </w:r>
-    </w:p>
-    <w:p>
-      <w:r>
-        <w:t>____________________________________________________</w:t>
-      </w:r>
-    </w:p>
-    <w:p>
-      <w:r>
-        <w:t>____________________________________________________</w:t>
-      </w:r>
-    </w:p>
-    <w:p>
-      <w:r>
-        <w:t>How can I acknowledge what I do know?</w:t>
-      </w:r>
-    </w:p>
-    <w:p>
-      <w:r>
-        <w:t>____________________________________________________</w:t>
-      </w:r>
-    </w:p>
-    <w:p>
-      <w:r>
-        <w:t>How can I explain what I would need to learn?</w:t>
-      </w:r>
-    </w:p>
-    <w:p>
-      <w:r>
-        <w:t>____________________________________________________</w:t>
-      </w:r>
-    </w:p>
-    <w:p>
-      <w:r>
-        <w:t>---</w:t>
-      </w:r>
-    </w:p>
-    <w:p>
-      <w:r>
-        <w:t>PART 13 · RECOVER WITHOUT APOLOGIZING FOR EXISTING</w:t>
-      </w:r>
-    </w:p>
-    <w:p>
-      <w:r>
-        <w:t>If you lose your place:</w:t>
-      </w:r>
-    </w:p>
-    <w:p>
-      <w:r>
-        <w:t>**"Let me come back to the main point..."**</w:t>
-      </w:r>
-    </w:p>
-    <w:p>
-      <w:r>
-        <w:t>If you need a moment:</w:t>
-      </w:r>
-    </w:p>
-    <w:p>
-      <w:r>
-        <w:t>**"That's a good question. Let me think about that for a moment."**</w:t>
-      </w:r>
-    </w:p>
-    <w:p>
-      <w:r>
-        <w:t>If you need clarification:</w:t>
-      </w:r>
-    </w:p>
-    <w:p>
-      <w:r>
-        <w:t>**"Could you clarify what you mean by ________?"**</w:t>
-      </w:r>
-    </w:p>
-    <w:p>
-      <w:r>
-        <w:t>Write one recovery phrase that sounds natural for YOU:</w:t>
-      </w:r>
-    </w:p>
-    <w:p>
-      <w:r>
-        <w:t>____________________________________________________</w:t>
-      </w:r>
-    </w:p>
-    <w:p>
-      <w:r>
-        <w:t>____________________________________________________</w:t>
-      </w:r>
-    </w:p>
-    <w:p>
-      <w:r>
-        <w:t>---</w:t>
-      </w:r>
-    </w:p>
-    <w:p>
-      <w:r>
-        <w:t>PART 14 · CAMERA AWARENESS</w:t>
-      </w:r>
-    </w:p>
-    <w:p>
-      <w:r>
-        <w:t>Next week, these communication skills move on camera.</w:t>
-      </w:r>
-    </w:p>
-    <w:p>
-      <w:r>
-        <w:t>When a camera is present, what might become harder for me?</w:t>
-      </w:r>
-    </w:p>
-    <w:p>
-      <w:r>
-        <w:t>____________________________________________________</w:t>
-      </w:r>
-    </w:p>
-    <w:p>
-      <w:r>
-        <w:t>____________________________________________________</w:t>
-      </w:r>
-    </w:p>
-    <w:p>
-      <w:r>
-        <w:t>What should NOT change just because a camera is present?</w:t>
-      </w:r>
-    </w:p>
-    <w:p>
-      <w:r>
-        <w:t>____________________________________________________</w:t>
-      </w:r>
-    </w:p>
-    <w:p>
-      <w:r>
-        <w:t>____________________________________________________</w:t>
-      </w:r>
-    </w:p>
-    <w:p>
-      <w:r>
-        <w:t>What do I want my body language to communicate?</w:t>
-      </w:r>
-    </w:p>
-    <w:p>
-      <w:r>
-        <w:t>____________________________________________________</w:t>
-      </w:r>
-    </w:p>
-    <w:p>
-      <w:r>
-        <w:t>What do I want my voice to communicate?</w:t>
-      </w:r>
-    </w:p>
-    <w:p>
-      <w:r>
-        <w:t>____________________________________________________</w:t>
-      </w:r>
-    </w:p>
-    <w:p>
-      <w:r>
-        <w:t>What do I want the audience to remember?</w:t>
-      </w:r>
-    </w:p>
-    <w:p>
-      <w:r>
-        <w:t>____________________________________________________</w:t>
-      </w:r>
-    </w:p>
-    <w:p>
-      <w:r>
-        <w:t>____________________________________________________</w:t>
-      </w:r>
-    </w:p>
-    <w:p>
-      <w:r>
-        <w:t>---</w:t>
-      </w:r>
-    </w:p>
-    <w:p>
-      <w:r>
-        <w:t>PART 15 · MICHELLE BOUDIN PREP</w:t>
-      </w:r>
-    </w:p>
-    <w:p>
-      <w:r>
-        <w:t>Something I want Michelle to help me understand about communication:</w:t>
-      </w:r>
-    </w:p>
-    <w:p>
-      <w:r>
-        <w:t>____________________________________________________</w:t>
-      </w:r>
-    </w:p>
-    <w:p>
-      <w:r>
-        <w:t>____________________________________________________</w:t>
-      </w:r>
-    </w:p>
-    <w:p>
-      <w:r>
-        <w:t>Something I want to know about speaking on camera:</w:t>
-      </w:r>
-    </w:p>
-    <w:p>
-      <w:r>
-        <w:t>____________________________________________________</w:t>
-      </w:r>
-    </w:p>
-    <w:p>
-      <w:r>
-        <w:t>____________________________________________________</w:t>
-      </w:r>
-    </w:p>
-    <w:p>
-      <w:r>
-        <w:t>Something I want to know about handling an unexpected question:</w:t>
-      </w:r>
-    </w:p>
-    <w:p>
-      <w:r>
-        <w:t>____________________________________________________</w:t>
-      </w:r>
-    </w:p>
-    <w:p>
-      <w:r>
-        <w:t>____________________________________________________</w:t>
-      </w:r>
-    </w:p>
-    <w:p>
-      <w:r>
-        <w:t>Something I want to know about communicating when people disagree:</w:t>
-      </w:r>
-    </w:p>
-    <w:p>
-      <w:r>
-        <w:t>____________________________________________________</w:t>
-      </w:r>
-    </w:p>
-    <w:p>
-      <w:r>
-        <w:t>____________________________________________________</w:t>
-      </w:r>
-    </w:p>
-    <w:p>
-      <w:r>
-        <w:t>---</w:t>
-      </w:r>
-    </w:p>
-    <w:p>
-      <w:r>
-        <w:t>MY QUESTIONS FOR MICHELLE</w:t>
-      </w:r>
-    </w:p>
-    <w:p>
-      <w:r>
-        <w:t>QUESTION 1</w:t>
-      </w:r>
-    </w:p>
-    <w:p>
-      <w:r>
-        <w:t>____________________________________________________</w:t>
-      </w:r>
-    </w:p>
-    <w:p>
-      <w:r>
-        <w:t>Why do I want to know?</w:t>
-      </w:r>
-    </w:p>
-    <w:p>
-      <w:r>
-        <w:t>____________________________________________________</w:t>
-      </w:r>
-    </w:p>
-    <w:p>
-      <w:r>
-        <w:t>---</w:t>
-      </w:r>
-    </w:p>
-    <w:p>
-      <w:r>
-        <w:t>QUESTION 2</w:t>
-      </w:r>
-    </w:p>
-    <w:p>
-      <w:r>
-        <w:t>____________________________________________________</w:t>
-      </w:r>
-    </w:p>
-    <w:p>
-      <w:r>
-        <w:t>Why do I want to know?</w:t>
-      </w:r>
-    </w:p>
-    <w:p>
-      <w:r>
-        <w:t>____________________________________________________</w:t>
-      </w:r>
-    </w:p>
-    <w:p>
-      <w:r>
-        <w:t>---</w:t>
-      </w:r>
-    </w:p>
-    <w:p>
-      <w:r>
-        <w:t>QUESTION 3</w:t>
-      </w:r>
-    </w:p>
-    <w:p>
-      <w:r>
-        <w:t>____________________________________________________</w:t>
-      </w:r>
-    </w:p>
-    <w:p>
-      <w:r>
-        <w:t>Why do I want to know?</w:t>
-      </w:r>
-    </w:p>
-    <w:p>
-      <w:r>
-        <w:t>____________________________________________________</w:t>
-      </w:r>
-    </w:p>
-    <w:p>
-      <w:r>
-        <w:t>---</w:t>
-      </w:r>
-    </w:p>
-    <w:p>
-      <w:r>
-        <w:t>PART 16 · MY PRE-CAMERA PLAN</w:t>
-      </w:r>
-    </w:p>
-    <w:p>
-      <w:r>
-        <w:t>ONE COMMUNICATION STRENGTH I WANT TO KEEP</w:t>
-      </w:r>
-    </w:p>
-    <w:p>
-      <w:r>
-        <w:t>____________________________________________________</w:t>
-      </w:r>
-    </w:p>
-    <w:p>
-      <w:r>
-        <w:t>ONE HABIT I WANT TO CHANGE</w:t>
-      </w:r>
-    </w:p>
-    <w:p>
-      <w:r>
-        <w:t>____________________________________________________</w:t>
-      </w:r>
-    </w:p>
-    <w:p>
-      <w:r>
-        <w:t>ONE THING I WILL DO IF I GET NERVOUS</w:t>
-      </w:r>
-    </w:p>
-    <w:p>
-      <w:r>
-        <w:t>____________________________________________________</w:t>
-      </w:r>
-    </w:p>
-    <w:p>
-      <w:r>
-        <w:t>ONE THING I WILL DO IF I GET CHALLENGED</w:t>
-      </w:r>
-    </w:p>
-    <w:p>
-      <w:r>
-        <w:t>____________________________________________________</w:t>
-      </w:r>
-    </w:p>
-    <w:p>
-      <w:r>
-        <w:t>ONE THING I WILL DO IF I LOSE MY PLACE</w:t>
-      </w:r>
-    </w:p>
-    <w:p>
-      <w:r>
-        <w:t>____________________________________________________</w:t>
-      </w:r>
-    </w:p>
-    <w:p>
-      <w:r>
-        <w:t>ONE MESSAGE I WANT PEOPLE TO REMEMBER</w:t>
-      </w:r>
-    </w:p>
-    <w:p>
-      <w:r>
-        <w:t>____________________________________________________</w:t>
-      </w:r>
-    </w:p>
-    <w:p>
-      <w:r>
-        <w:t>____________________________________________________</w:t>
-      </w:r>
-    </w:p>
-    <w:p>
-      <w:r>
-        <w:t>---</w:t>
-      </w:r>
-    </w:p>
-    <w:p>
-      <w:r>
-        <w:t>WEEK 11 REFLECTION</w:t>
-      </w:r>
-    </w:p>
-    <w:p>
-      <w:r>
-        <w:t>BEFORE THIS WEEK...</w:t>
-      </w:r>
-    </w:p>
-    <w:p>
-      <w:r>
-        <w:t>Speaking under pressure felt:</w:t>
-      </w:r>
-    </w:p>
-    <w:p>
-      <w:r>
-        <w:t>____________________________________________________</w:t>
-      </w:r>
-    </w:p>
-    <w:p>
-      <w:r>
-        <w:t>____________________________________________________</w:t>
-      </w:r>
-    </w:p>
-    <w:p>
-      <w:r>
-        <w:t>NOW...</w:t>
-      </w:r>
-    </w:p>
-    <w:p>
-      <w:r>
-        <w:t>I understand that strong communication requires:</w:t>
-      </w:r>
-    </w:p>
-    <w:p>
-      <w:r>
-        <w:t>____________________________________________________</w:t>
-      </w:r>
-    </w:p>
-    <w:p>
-      <w:r>
-        <w:t>____________________________________________________</w:t>
-      </w:r>
-    </w:p>
-    <w:p>
-      <w:r>
-        <w:t>The strongest response I gave:</w:t>
-      </w:r>
-    </w:p>
-    <w:p>
-      <w:r>
-        <w:t>____________________________________________________</w:t>
-      </w:r>
-    </w:p>
-    <w:p>
-      <w:r>
-        <w:t>The feedback that helped me most:</w:t>
-      </w:r>
-    </w:p>
-    <w:p>
-      <w:r>
-        <w:t>____________________________________________________</w:t>
-      </w:r>
-    </w:p>
-    <w:p>
-      <w:r>
-        <w:t>One moment when I listened instead of preparing my answer:</w:t>
-      </w:r>
-    </w:p>
-    <w:p>
-      <w:r>
-        <w:t>____________________________________________________</w:t>
-      </w:r>
-    </w:p>
-    <w:p>
-      <w:r>
-        <w:t>One disagreement I handled professionally:</w:t>
-      </w:r>
-    </w:p>
-    <w:p>
-      <w:r>
-        <w:t>____________________________________________________</w:t>
-      </w:r>
-    </w:p>
-    <w:p>
-      <w:r>
-        <w:t>One time I adjusted my thinking:</w:t>
-      </w:r>
-    </w:p>
-    <w:p>
-      <w:r>
-        <w:t>____________________________________________________</w:t>
-      </w:r>
-    </w:p>
-    <w:p>
-      <w:r>
-        <w:t>My biggest goal for the Michelle experience:</w:t>
-      </w:r>
-    </w:p>
-    <w:p>
-      <w:r>
-        <w:t>____________________________________________________</w:t>
-      </w:r>
-    </w:p>
-    <w:p>
-      <w:r>
-        <w:t>---</w:t>
-      </w:r>
-    </w:p>
-    <w:p>
-      <w:r>
-        <w:t>FUTURE READY™ PASSPORT EVIDENCE</w:t>
-      </w:r>
-    </w:p>
-    <w:p>
-      <w:r>
-        <w:t>Save:</w:t>
-      </w:r>
-    </w:p>
-    <w:p>
-      <w:r>
-        <w:t>MY STRONGEST 60-SECOND RESPONSE</w:t>
-      </w:r>
-    </w:p>
-    <w:p>
-      <w:r>
-        <w:t>____________________________________________________</w:t>
-      </w:r>
-    </w:p>
-    <w:p>
-      <w:r>
-        <w:t>ONE PIECE OF SPEAKING FEEDBACK</w:t>
-      </w:r>
-    </w:p>
-    <w:p>
-      <w:r>
-        <w:t>____________________________________________________</w:t>
-      </w:r>
-    </w:p>
-    <w:p>
-      <w:r>
-        <w:t>ONE PROFESSIONAL DISAGREEMENT RESPONSE</w:t>
-      </w:r>
-    </w:p>
-    <w:p>
-      <w:r>
-        <w:t>____________________________________________________</w:t>
-      </w:r>
-    </w:p>
-    <w:p>
-      <w:r>
-        <w:t>ONE REBUTTAL</w:t>
-      </w:r>
-    </w:p>
-    <w:p>
-      <w:r>
-        <w:t>____________________________________________________</w:t>
-      </w:r>
-    </w:p>
-    <w:p>
-      <w:r>
-        <w:t>ONE PANEL RESPONSE</w:t>
-      </w:r>
-    </w:p>
-    <w:p>
-      <w:r>
-        <w:t>____________________________________________________</w:t>
-      </w:r>
-    </w:p>
-    <w:p>
-      <w:r>
-        <w:t>ONE RECOVERY STRATEGY</w:t>
-      </w:r>
-    </w:p>
-    <w:p>
-      <w:r>
-        <w:t>____________________________________________________</w:t>
-      </w:r>
-    </w:p>
-    <w:p>
-      <w:r>
-        <w:t>MY PRE-CAMERA COMMUNICATION GOAL</w:t>
-      </w:r>
-    </w:p>
-    <w:p>
-      <w:r>
-        <w:t>____________________________________________________</w:t>
-      </w:r>
-    </w:p>
-    <w:p>
-      <w:r>
-        <w:t>---</w:t>
-      </w:r>
-    </w:p>
-    <w:p>
-      <w:r>
-        <w:t>CAPSTONE CONNECTION</w:t>
-      </w:r>
-    </w:p>
-    <w:p>
-      <w:r>
-        <w:t>Keep:</w:t>
-      </w:r>
-    </w:p>
-    <w:p>
-      <w:r>
-        <w:t>- your strongest concise response</w:t>
-        <w:br/>
-        <w:t>- one example of listening</w:t>
-        <w:br/>
-        <w:t>- one example of professional disagreement</w:t>
-        <w:br/>
-        <w:t>- one rebuttal</w:t>
-        <w:br/>
-        <w:t>- one moment when new information changed your thinking</w:t>
-        <w:br/>
-        <w:t>- one piece of feedback</w:t>
-        <w:br/>
-        <w:t>- one recovery strategy</w:t>
-        <w:br/>
-        <w:t>- one communication goal for the camera experience</w:t>
-      </w:r>
-    </w:p>
-    <w:p>
-      <w:r>
-        <w:t>Your voice is not just how loudly you speak.</w:t>
-      </w:r>
-    </w:p>
-    <w:p>
-      <w:r>
-        <w:t>It is how clearly you think, how well you listen and how professionally you respond when challenged.</w:t>
-      </w:r>
-    </w:p>
-    <w:p>
-      <w:r>
-        <w:t>---</w:t>
-      </w:r>
-    </w:p>
-    <w:p>
-      <w:r>
-        <w:t>WEEK 11 CLOSE</w:t>
-      </w:r>
-    </w:p>
-    <w:p>
-      <w:r>
-        <w:t>I SAID...</w:t>
-      </w:r>
-    </w:p>
-    <w:p>
-      <w:r>
-        <w:t>____________________________________________________</w:t>
-      </w:r>
-    </w:p>
-    <w:p>
-      <w:r>
-        <w:t>I LISTENED...</w:t>
-      </w:r>
-    </w:p>
-    <w:p>
-      <w:r>
-        <w:t>____________________________________________________</w:t>
-      </w:r>
-    </w:p>
-    <w:p>
-      <w:r>
-        <w:t>I DISAGREED...</w:t>
-      </w:r>
-    </w:p>
-    <w:p>
-      <w:r>
-        <w:t>____________________________________________________</w:t>
-      </w:r>
-    </w:p>
-    <w:p>
-      <w:r>
-        <w:t>I ADJUSTED...</w:t>
-      </w:r>
-    </w:p>
-    <w:p>
-      <w:r>
-        <w:t>____________________________________________________</w:t>
-      </w:r>
-    </w:p>
-    <w:p>
-      <w:r>
-        <w:t>I RECOVERED...</w:t>
-      </w:r>
-    </w:p>
-    <w:p>
-      <w:r>
-        <w:t>____________________________________________________</w:t>
-      </w:r>
-    </w:p>
-    <w:p>
-      <w:r>
-        <w:t>NEXT WEEK ON CAMERA, I WILL...</w:t>
-      </w:r>
-    </w:p>
-    <w:p>
-      <w:r>
-        <w:t>____________________________________________________</w:t>
-      </w:r>
-    </w:p>
-    <w:p>
-      <w:r>
-        <w:t>---</w:t>
-      </w:r>
-    </w:p>
-    <w:p>
-      <w:r>
-        <w:t>**THINK. LISTEN. SPEAK. RESPOND. ADAPT.**</w:t>
-      </w:r>
-    </w:p>
-    <w:p>
-      <w:r>
-        <w:t>© 2026 BUILD6™. All Rights Reserved.</w:t>
-      </w:r>
-    </w:p>
-    <w:p>
-      <w:r>
-        <w:t>Proprietary Future Ready™ / BUILD6™ program material.</w:t>
+        <w:t>________________________________________________________________________________</w:t>
       </w:r>
     </w:p>
     <w:sectPr>
-      <w:footerReference w:type="default" r:id="rId9"/>
       <w:pgSz w:w="12240" w:h="15840"/>
-      <w:pgMar w:top="1008" w:right="1008" w:bottom="1008" w:left="1008" w:header="720" w:footer="720" w:gutter="0"/>
+      <w:pgMar w:top="792" w:right="936" w:bottom="792" w:left="936" w:header="720" w:footer="720" w:gutter="0"/>
       <w:cols w:space="720"/>
       <w:docGrid w:linePitch="360"/>
     </w:sectPr>
   </w:body>
 </w:document>
-</file>
-
-<file path=word/footer1.xml><?xml version="1.0" encoding="utf-8"?>
-<w:ftr xmlns:m="http://schemas.openxmlformats.org/officeDocument/2006/math" xmlns:mc="http://schemas.openxmlformats.org/markup-compatibility/2006" xmlns:mo="http://schemas.microsoft.com/office/mac/office/2008/main" xmlns:mv="urn:schemas-microsoft-com:mac:vml" xmlns:o="urn:schemas-microsoft-com:office:office" xmlns:r="http://schemas.openxmlformats.org/officeDocument/2006/relationships" xmlns:v="urn:schemas-microsoft-com:vml" xmlns:w10="urn:schemas-microsoft-com:office:word" xmlns:w14="http://schemas.microsoft.com/office/word/2010/wordml" xmlns:w="http://schemas.openxmlformats.org/wordprocessingml/2006/main" xmlns:wne="http://schemas.microsoft.com/office/word/2006/wordml" xmlns:wp14="http://schemas.microsoft.com/office/word/2010/wordprocessingDrawing" xmlns:wp="http://schemas.openxmlformats.org/drawingml/2006/wordprocessingDrawing" xmlns:wpc="http://schemas.microsoft.com/office/word/2010/wordprocessingCanvas" xmlns:wpg="http://schemas.microsoft.com/office/word/2010/wordprocessingGroup" xmlns:wpi="http://schemas.microsoft.com/office/word/2010/wordprocessingInk" xmlns:wps="http://schemas.microsoft.com/office/word/2010/wordprocessingShape" mc:Ignorable="w14 wp14">
-  <w:p>
-    <w:pPr>
-      <w:pStyle w:val="Footer"/>
-    </w:pPr>
-    <w:r>
-      <w:t>BUILD6™ — Proprietary curriculum of LINK Lake Norman, LLC. Do not reproduce without permission.</w:t>
-    </w:r>
-  </w:p>
-</w:ftr>
 </file>
 
 <file path=word/numbering.xml><?xml version="1.0" encoding="utf-8"?>
@@ -2391,6 +896,10 @@
     <w:name w:val="Normal"/>
     <w:qFormat/>
     <w:rsid w:val="00FC693F"/>
+    <w:rPr>
+      <w:rFonts w:ascii="Aptos" w:hAnsi="Aptos"/>
+      <w:sz w:val="21"/>
+    </w:rPr>
   </w:style>
   <w:style w:type="paragraph" w:styleId="Header">
     <w:name w:val="header"/>
@@ -2451,11 +960,11 @@
       <w:outlineLvl w:val="0"/>
     </w:pPr>
     <w:rPr>
-      <w:rFonts w:asciiTheme="majorHAnsi" w:eastAsiaTheme="majorEastAsia" w:hAnsiTheme="majorHAnsi" w:cstheme="majorBidi"/>
+      <w:rFonts w:asciiTheme="majorHAnsi" w:eastAsiaTheme="majorEastAsia" w:hAnsiTheme="majorHAnsi" w:cstheme="majorBidi" w:ascii="Aptos" w:hAnsi="Aptos"/>
       <w:b/>
       <w:bCs/>
       <w:color w:val="365F91" w:themeColor="accent1" w:themeShade="BF"/>
-      <w:sz w:val="28"/>
+      <w:sz w:val="36"/>
       <w:szCs w:val="28"/>
     </w:rPr>
   </w:style>
@@ -2475,7 +984,7 @@
       <w:outlineLvl w:val="1"/>
     </w:pPr>
     <w:rPr>
-      <w:rFonts w:asciiTheme="majorHAnsi" w:eastAsiaTheme="majorEastAsia" w:hAnsiTheme="majorHAnsi" w:cstheme="majorBidi"/>
+      <w:rFonts w:asciiTheme="majorHAnsi" w:eastAsiaTheme="majorEastAsia" w:hAnsiTheme="majorHAnsi" w:cstheme="majorBidi" w:ascii="Aptos" w:hAnsi="Aptos"/>
       <w:b/>
       <w:bCs/>
       <w:color w:val="4F81BD" w:themeColor="accent1"/>
@@ -2499,10 +1008,11 @@
       <w:outlineLvl w:val="2"/>
     </w:pPr>
     <w:rPr>
-      <w:rFonts w:asciiTheme="majorHAnsi" w:eastAsiaTheme="majorEastAsia" w:hAnsiTheme="majorHAnsi" w:cstheme="majorBidi"/>
+      <w:rFonts w:asciiTheme="majorHAnsi" w:eastAsiaTheme="majorEastAsia" w:hAnsiTheme="majorHAnsi" w:cstheme="majorBidi" w:ascii="Aptos" w:hAnsi="Aptos"/>
       <w:b/>
       <w:bCs/>
       <w:color w:val="4F81BD" w:themeColor="accent1"/>
+      <w:sz w:val="22"/>
     </w:rPr>
   </w:style>
   <w:style w:type="paragraph" w:styleId="Heading4">
@@ -2740,7 +1250,8 @@
       <w:contextualSpacing/>
     </w:pPr>
     <w:rPr>
-      <w:rFonts w:asciiTheme="majorHAnsi" w:eastAsiaTheme="majorEastAsia" w:hAnsiTheme="majorHAnsi" w:cstheme="majorBidi"/>
+      <w:rFonts w:asciiTheme="majorHAnsi" w:eastAsiaTheme="majorEastAsia" w:hAnsiTheme="majorHAnsi" w:cstheme="majorBidi" w:ascii="Aptos" w:hAnsi="Aptos"/>
+      <w:b/>
       <w:color w:val="17365D" w:themeColor="text2" w:themeShade="BF"/>
       <w:spacing w:val="5"/>
       <w:kern w:val="28"/>
